--- a/rus/docx/63.content.docx
+++ b/rus/docx/63.content.docx
@@ -19,7 +19,7 @@
         <w:rPr>
           <w:lang w:val="ru_RU" w:bidi="ru_RU"/>
         </w:rPr>
-        <w:t>Resource: Заметки к учебнику - Вступления к книгам (Тиндейл)</w:t>
+        <w:t>Resource: Tyndale Open Study Notes</w:t>
       </w:r>
       <w:r>
         <w:rPr>
@@ -112,7 +112,7 @@
         <w:rPr>
           <w:lang w:val="ru_RU" w:bidi="ru_RU"/>
         </w:rPr>
-        <w:t>Заметки к учебнику - Вступления к книгам (Тиндейл)</w:t>
+        <w:t>Tyndale Open Study Notes</w:t>
       </w:r>
     </w:p>
     <w:p>

--- a/rus/docx/63.content.docx
+++ b/rus/docx/63.content.docx
@@ -19,7 +19,7 @@
         <w:rPr>
           <w:lang w:val="ru_RU" w:bidi="ru_RU"/>
         </w:rPr>
-        <w:t>Resource: Tyndale Open Study Notes</w:t>
+        <w:t>Resource: Aquifer Open Study Notes (Book Intros)</w:t>
       </w:r>
       <w:r>
         <w:rPr>
@@ -112,7 +112,7 @@
         <w:rPr>
           <w:lang w:val="ru_RU" w:bidi="ru_RU"/>
         </w:rPr>
-        <w:t>Tyndale Open Study Notes</w:t>
+        <w:t>Aquifer Open Study Notes (Book Intros)</w:t>
       </w:r>
     </w:p>
     <w:p>

--- a/rus/docx/63.content.docx
+++ b/rus/docx/63.content.docx
@@ -319,36 +319,24 @@
         </w:rPr>
         <w:t>Данное послание носит личный характер и начинается с приветствия (</w:t>
       </w:r>
-      <w:hyperlink r:id="rId13">
-        <w:r>
-          <w:rPr>
-            <w:lang w:val="ru_RU" w:bidi="ru_RU"/>
-          </w:rPr>
-          <w:rPr>
-            <w:color w:val="0000EE"/>
-            <w:u w:val="single"/>
-          </w:rPr>
-          <w:t>1:1–3</w:t>
-        </w:r>
-      </w:hyperlink>
+      <w:r>
+        <w:rPr>
+          <w:lang w:val="ru_RU" w:bidi="ru_RU"/>
+        </w:rPr>
+        <w:t>1:1–3</w:t>
+      </w:r>
       <w:r>
         <w:rPr>
           <w:lang w:val="ru_RU" w:bidi="ru_RU"/>
         </w:rPr>
         <w:t>), затем автор высказывает пожелания (</w:t>
       </w:r>
-      <w:hyperlink r:id="rId14">
-        <w:r>
-          <w:rPr>
-            <w:lang w:val="ru_RU" w:bidi="ru_RU"/>
-          </w:rPr>
-          <w:rPr>
-            <w:color w:val="0000EE"/>
-            <w:u w:val="single"/>
-          </w:rPr>
-          <w:t>1:4–11</w:t>
-        </w:r>
-      </w:hyperlink>
+      <w:r>
+        <w:rPr>
+          <w:lang w:val="ru_RU" w:bidi="ru_RU"/>
+        </w:rPr>
+        <w:t>1:4–11</w:t>
+      </w:r>
       <w:r>
         <w:rPr>
           <w:lang w:val="ru_RU" w:bidi="ru_RU"/>
@@ -380,18 +368,12 @@
         </w:rPr>
         <w:t>Некоторые исследователи предполагают, что Иоанн, написавший это послание (</w:t>
       </w:r>
-      <w:hyperlink r:id="rId15">
-        <w:r>
-          <w:rPr>
-            <w:lang w:val="ru_RU" w:bidi="ru_RU"/>
-          </w:rPr>
-          <w:rPr>
-            <w:color w:val="0000EE"/>
-            <w:u w:val="single"/>
-          </w:rPr>
-          <w:t>1:1</w:t>
-        </w:r>
-      </w:hyperlink>
+      <w:r>
+        <w:rPr>
+          <w:lang w:val="ru_RU" w:bidi="ru_RU"/>
+        </w:rPr>
+        <w:t>1:1</w:t>
+      </w:r>
       <w:r>
         <w:rPr>
           <w:lang w:val="ru_RU" w:bidi="ru_RU"/>
@@ -435,18 +417,12 @@
         </w:rPr>
         <w:t>Получателями Второго послания Иоанна были «избранная госпожа и её дети» (</w:t>
       </w:r>
-      <w:hyperlink r:id="rId15">
-        <w:r>
-          <w:rPr>
-            <w:lang w:val="ru_RU" w:bidi="ru_RU"/>
-          </w:rPr>
-          <w:rPr>
-            <w:color w:val="0000EE"/>
-            <w:u w:val="single"/>
-          </w:rPr>
-          <w:t>1:1</w:t>
-        </w:r>
-      </w:hyperlink>
+      <w:r>
+        <w:rPr>
+          <w:lang w:val="ru_RU" w:bidi="ru_RU"/>
+        </w:rPr>
+        <w:t>1:1</w:t>
+      </w:r>
       <w:r>
         <w:rPr>
           <w:lang w:val="ru_RU" w:bidi="ru_RU"/>
@@ -466,18 +442,12 @@
         </w:rPr>
         <w:t xml:space="preserve"> «госпожа» может быть именем собственным). Или, что более вероятно, Иоанн имеет в виду определённую поместную церковь (которую он называет «избранной госпожой») и её членов (которых он называет «её детьми»; ср. </w:t>
       </w:r>
-      <w:hyperlink r:id="rId16">
-        <w:r>
-          <w:rPr>
-            <w:lang w:val="ru_RU" w:bidi="ru_RU"/>
-          </w:rPr>
-          <w:rPr>
-            <w:color w:val="0000EE"/>
-            <w:u w:val="single"/>
-          </w:rPr>
-          <w:t>1Пет.5:13</w:t>
-        </w:r>
-      </w:hyperlink>
+      <w:r>
+        <w:rPr>
+          <w:lang w:val="ru_RU" w:bidi="ru_RU"/>
+        </w:rPr>
+        <w:t>1Пет.5:13</w:t>
+      </w:r>
       <w:r>
         <w:rPr>
           <w:lang w:val="ru_RU" w:bidi="ru_RU"/>
@@ -509,36 +479,24 @@
         </w:rPr>
         <w:t>Во Втором послании Иоанна прослеживаются две мысли. Во-первых, членам христианской общины следует любить друг друга (</w:t>
       </w:r>
-      <w:hyperlink r:id="rId17">
-        <w:r>
-          <w:rPr>
-            <w:lang w:val="ru_RU" w:bidi="ru_RU"/>
-          </w:rPr>
-          <w:rPr>
-            <w:color w:val="0000EE"/>
-            <w:u w:val="single"/>
-          </w:rPr>
-          <w:t>1:5</w:t>
-        </w:r>
-      </w:hyperlink>
+      <w:r>
+        <w:rPr>
+          <w:lang w:val="ru_RU" w:bidi="ru_RU"/>
+        </w:rPr>
+        <w:t>1:5</w:t>
+      </w:r>
       <w:r>
         <w:rPr>
           <w:lang w:val="ru_RU" w:bidi="ru_RU"/>
         </w:rPr>
         <w:t>). Проявление такой любви является исполнением заповеди Иисуса (</w:t>
       </w:r>
-      <w:hyperlink r:id="rId18">
-        <w:r>
-          <w:rPr>
-            <w:lang w:val="ru_RU" w:bidi="ru_RU"/>
-          </w:rPr>
-          <w:rPr>
-            <w:color w:val="0000EE"/>
-            <w:u w:val="single"/>
-          </w:rPr>
-          <w:t>1:6</w:t>
-        </w:r>
-      </w:hyperlink>
+      <w:r>
+        <w:rPr>
+          <w:lang w:val="ru_RU" w:bidi="ru_RU"/>
+        </w:rPr>
+        <w:t>1:6</w:t>
+      </w:r>
       <w:r>
         <w:rPr>
           <w:lang w:val="ru_RU" w:bidi="ru_RU"/>
@@ -559,126 +517,84 @@
         </w:rPr>
         <w:t>Цель написания большинства новозаветных посланий состояла (полностью или частично) в том, чтобы предотвратить распространение какой-либо ереси. Данная цель прослеживается в таких посланиях Павла, как Послание к Галатам (</w:t>
       </w:r>
-      <w:hyperlink r:id="rId19">
-        <w:r>
-          <w:rPr>
-            <w:lang w:val="ru_RU" w:bidi="ru_RU"/>
-          </w:rPr>
-          <w:rPr>
-            <w:color w:val="0000EE"/>
-            <w:u w:val="single"/>
-          </w:rPr>
-          <w:t>Гал.1:6</w:t>
-        </w:r>
-      </w:hyperlink>
+      <w:r>
+        <w:rPr>
+          <w:lang w:val="ru_RU" w:bidi="ru_RU"/>
+        </w:rPr>
+        <w:t>Гал.1:6</w:t>
+      </w:r>
       <w:r>
         <w:rPr>
           <w:lang w:val="ru_RU" w:bidi="ru_RU"/>
         </w:rPr>
         <w:t>), Послание к Колоссянам (</w:t>
       </w:r>
-      <w:hyperlink r:id="rId20">
-        <w:r>
-          <w:rPr>
-            <w:lang w:val="ru_RU" w:bidi="ru_RU"/>
-          </w:rPr>
-          <w:rPr>
-            <w:color w:val="0000EE"/>
-            <w:u w:val="single"/>
-          </w:rPr>
-          <w:t>Кол.2:16–23</w:t>
-        </w:r>
-      </w:hyperlink>
+      <w:r>
+        <w:rPr>
+          <w:lang w:val="ru_RU" w:bidi="ru_RU"/>
+        </w:rPr>
+        <w:t>Кол.2:16–23</w:t>
+      </w:r>
       <w:r>
         <w:rPr>
           <w:lang w:val="ru_RU" w:bidi="ru_RU"/>
         </w:rPr>
         <w:t>), Второе послание к Фессалоникийцам (</w:t>
       </w:r>
-      <w:hyperlink r:id="rId21">
-        <w:r>
-          <w:rPr>
-            <w:lang w:val="ru_RU" w:bidi="ru_RU"/>
-          </w:rPr>
-          <w:rPr>
-            <w:color w:val="0000EE"/>
-            <w:u w:val="single"/>
-          </w:rPr>
-          <w:t>2 Фес 2:1–3</w:t>
-        </w:r>
-      </w:hyperlink>
+      <w:r>
+        <w:rPr>
+          <w:lang w:val="ru_RU" w:bidi="ru_RU"/>
+        </w:rPr>
+        <w:t>2 Фес 2:1–3</w:t>
+      </w:r>
       <w:r>
         <w:rPr>
           <w:lang w:val="ru_RU" w:bidi="ru_RU"/>
         </w:rPr>
         <w:t>) и Первое послание Тимофею (</w:t>
       </w:r>
-      <w:hyperlink r:id="rId22">
-        <w:r>
-          <w:rPr>
-            <w:lang w:val="ru_RU" w:bidi="ru_RU"/>
-          </w:rPr>
-          <w:rPr>
-            <w:color w:val="0000EE"/>
-            <w:u w:val="single"/>
-          </w:rPr>
-          <w:t>1Тим.4:1</w:t>
-        </w:r>
-      </w:hyperlink>
+      <w:r>
+        <w:rPr>
+          <w:lang w:val="ru_RU" w:bidi="ru_RU"/>
+        </w:rPr>
+        <w:t>1Тим.4:1</w:t>
+      </w:r>
       <w:r>
         <w:rPr>
           <w:lang w:val="ru_RU" w:bidi="ru_RU"/>
         </w:rPr>
         <w:t xml:space="preserve">; </w:t>
       </w:r>
-      <w:hyperlink r:id="rId23">
-        <w:r>
-          <w:rPr>
-            <w:lang w:val="ru_RU" w:bidi="ru_RU"/>
-          </w:rPr>
-          <w:rPr>
-            <w:color w:val="0000EE"/>
-            <w:u w:val="single"/>
-          </w:rPr>
-          <w:t>6:20–21</w:t>
-        </w:r>
-      </w:hyperlink>
+      <w:r>
+        <w:rPr>
+          <w:lang w:val="ru_RU" w:bidi="ru_RU"/>
+        </w:rPr>
+        <w:t>6:20–21</w:t>
+      </w:r>
       <w:r>
         <w:rPr>
           <w:lang w:val="ru_RU" w:bidi="ru_RU"/>
         </w:rPr>
         <w:t>). Второе Послание Петра было также написано с целью противостоять лжеучению (</w:t>
       </w:r>
-      <w:hyperlink r:id="rId24">
-        <w:r>
-          <w:rPr>
-            <w:lang w:val="ru_RU" w:bidi="ru_RU"/>
-          </w:rPr>
-          <w:rPr>
-            <w:color w:val="0000EE"/>
-            <w:u w:val="single"/>
-          </w:rPr>
-          <w:t>2Пет.2:1–22</w:t>
-        </w:r>
-      </w:hyperlink>
+      <w:r>
+        <w:rPr>
+          <w:lang w:val="ru_RU" w:bidi="ru_RU"/>
+        </w:rPr>
+        <w:t>2Пет.2:1–22</w:t>
+      </w:r>
       <w:r>
         <w:rPr>
           <w:lang w:val="ru_RU" w:bidi="ru_RU"/>
         </w:rPr>
         <w:t>). По той же причине написал своё послание и Иуда (</w:t>
       </w:r>
-      <w:hyperlink r:id="rId25">
-        <w:r>
-          <w:rPr>
-            <w:lang w:val="ru_RU" w:bidi="ru_RU"/>
-          </w:rPr>
-          <w:rPr>
-            <w:color w:val="0000EE"/>
-            <w:u w:val="single"/>
-          </w:rPr>
-          <w:t>Иуда 1:3–4</w:t>
-        </w:r>
-      </w:hyperlink>
+      <w:r>
+        <w:rPr>
+          <w:lang w:val="ru_RU" w:bidi="ru_RU"/>
+        </w:rPr>
+        <w:t>Иуда 1:3–4</w:t>
+      </w:r>
       <w:r>
         <w:rPr>
           <w:lang w:val="ru_RU" w:bidi="ru_RU"/>
